--- a/Backend/Director_Disclosure/Output_Disclosures/2024-25/CREMICA_FOOD_INDUSTRIES_LIMITED/DIR-8/DIR8_SURENDER_KUMAR_TUTEJA_00594076.docx
+++ b/Backend/Director_Disclosure/Output_Disclosures/2024-25/CREMICA_FOOD_INDUSTRIES_LIMITED/DIR-8/DIR8_SURENDER_KUMAR_TUTEJA_00594076.docx
@@ -1110,76 +1110,6 @@
                 <w:b w:val="0"/>
                 <w:sz w:val="23"/>
               </w:rPr>
-              <w:t>KARAIKAL PORT PRIVATE LIMITED</w:t>
-            </w:r>
-          </w:p>
-        </w:tc>
-        <w:tc>
-          <w:tcPr>
-            <w:tcW w:type="dxa" w:w="2610"/>
-          </w:tcPr>
-          <w:p>
-            <w:pPr>
-              <w:spacing w:after="0"/>
-              <w:jc w:val="center"/>
-            </w:pPr>
-            <w:r>
-              <w:rPr>
-                <w:rFonts w:ascii="Adani" w:hAnsi="Adani" w:eastAsia="Adani" w:cs="Adani"/>
-                <w:b w:val="0"/>
-                <w:sz w:val="23"/>
-              </w:rPr>
-              <w:t>17/01/2022</w:t>
-            </w:r>
-          </w:p>
-        </w:tc>
-        <w:tc>
-          <w:tcPr>
-            <w:tcW w:type="dxa" w:w="2250"/>
-          </w:tcPr>
-          <w:p>
-            <w:pPr>
-              <w:spacing w:after="0"/>
-              <w:jc w:val="center"/>
-            </w:pPr>
-          </w:p>
-        </w:tc>
-      </w:tr>
-      <w:tr>
-        <w:tc>
-          <w:tcPr>
-            <w:tcW w:type="dxa" w:w="636"/>
-          </w:tcPr>
-          <w:p>
-            <w:pPr>
-              <w:spacing w:after="0"/>
-              <w:ind w:left="360"/>
-            </w:pPr>
-            <w:r>
-              <w:rPr>
-                <w:rFonts w:ascii="Adani" w:hAnsi="Adani" w:eastAsia="Adani" w:cs="Adani"/>
-                <w:b w:val="0"/>
-                <w:sz w:val="23"/>
-              </w:rPr>
-              <w:t>13</w:t>
-            </w:r>
-          </w:p>
-        </w:tc>
-        <w:tc>
-          <w:tcPr>
-            <w:tcW w:type="dxa" w:w="3864"/>
-          </w:tcPr>
-          <w:p>
-            <w:pPr>
-              <w:spacing w:after="0"/>
-              <w:jc w:val="both"/>
-            </w:pPr>
-            <w:r>
-              <w:rPr>
-                <w:rFonts w:ascii="Adani" w:hAnsi="Adani" w:eastAsia="Adani" w:cs="Adani"/>
-                <w:b w:val="0"/>
-                <w:sz w:val="23"/>
-              </w:rPr>
               <w:t>CREMICA FOOD INDUSTRIES LIMITED</w:t>
             </w:r>
           </w:p>
@@ -1231,147 +1161,7 @@
                 <w:b w:val="0"/>
                 <w:sz w:val="23"/>
               </w:rPr>
-              <w:t>14</w:t>
-            </w:r>
-          </w:p>
-        </w:tc>
-        <w:tc>
-          <w:tcPr>
-            <w:tcW w:type="dxa" w:w="3864"/>
-          </w:tcPr>
-          <w:p>
-            <w:pPr>
-              <w:spacing w:after="0"/>
-              <w:jc w:val="both"/>
-            </w:pPr>
-            <w:r>
-              <w:rPr>
-                <w:rFonts w:ascii="Adani" w:hAnsi="Adani" w:eastAsia="Adani" w:cs="Adani"/>
-                <w:b w:val="0"/>
-                <w:sz w:val="23"/>
-              </w:rPr>
-              <w:t>QRG ENTERPRISES  LIMITED</w:t>
-            </w:r>
-          </w:p>
-        </w:tc>
-        <w:tc>
-          <w:tcPr>
-            <w:tcW w:type="dxa" w:w="2610"/>
-          </w:tcPr>
-          <w:p>
-            <w:pPr>
-              <w:spacing w:after="0"/>
-              <w:jc w:val="center"/>
-            </w:pPr>
-            <w:r>
-              <w:rPr>
-                <w:rFonts w:ascii="Adani" w:hAnsi="Adani" w:eastAsia="Adani" w:cs="Adani"/>
-                <w:b w:val="0"/>
-                <w:sz w:val="23"/>
-              </w:rPr>
-              <w:t>22/05/2020</w:t>
-            </w:r>
-          </w:p>
-        </w:tc>
-        <w:tc>
-          <w:tcPr>
-            <w:tcW w:type="dxa" w:w="2250"/>
-          </w:tcPr>
-          <w:p>
-            <w:pPr>
-              <w:spacing w:after="0"/>
-              <w:jc w:val="center"/>
-            </w:pPr>
-          </w:p>
-        </w:tc>
-      </w:tr>
-      <w:tr>
-        <w:tc>
-          <w:tcPr>
-            <w:tcW w:type="dxa" w:w="636"/>
-          </w:tcPr>
-          <w:p>
-            <w:pPr>
-              <w:spacing w:after="0"/>
-              <w:ind w:left="360"/>
-            </w:pPr>
-            <w:r>
-              <w:rPr>
-                <w:rFonts w:ascii="Adani" w:hAnsi="Adani" w:eastAsia="Adani" w:cs="Adani"/>
-                <w:b w:val="0"/>
-                <w:sz w:val="23"/>
-              </w:rPr>
-              <w:t>15</w:t>
-            </w:r>
-          </w:p>
-        </w:tc>
-        <w:tc>
-          <w:tcPr>
-            <w:tcW w:type="dxa" w:w="3864"/>
-          </w:tcPr>
-          <w:p>
-            <w:pPr>
-              <w:spacing w:after="0"/>
-              <w:jc w:val="both"/>
-            </w:pPr>
-            <w:r>
-              <w:rPr>
-                <w:rFonts w:ascii="Adani" w:hAnsi="Adani" w:eastAsia="Adani" w:cs="Adani"/>
-                <w:b w:val="0"/>
-                <w:sz w:val="23"/>
-              </w:rPr>
-              <w:t>ECOPURE SPECIALITIES LIMITED</w:t>
-            </w:r>
-          </w:p>
-        </w:tc>
-        <w:tc>
-          <w:tcPr>
-            <w:tcW w:type="dxa" w:w="2610"/>
-          </w:tcPr>
-          <w:p>
-            <w:pPr>
-              <w:spacing w:after="0"/>
-              <w:jc w:val="center"/>
-            </w:pPr>
-            <w:r>
-              <w:rPr>
-                <w:rFonts w:ascii="Adani" w:hAnsi="Adani" w:eastAsia="Adani" w:cs="Adani"/>
-                <w:b w:val="0"/>
-                <w:sz w:val="23"/>
-              </w:rPr>
-              <w:t>16/01/2020</w:t>
-            </w:r>
-          </w:p>
-        </w:tc>
-        <w:tc>
-          <w:tcPr>
-            <w:tcW w:type="dxa" w:w="2250"/>
-          </w:tcPr>
-          <w:p>
-            <w:pPr>
-              <w:spacing w:after="0"/>
-              <w:jc w:val="center"/>
-            </w:pPr>
-          </w:p>
-        </w:tc>
-      </w:tr>
-      <w:tr>
-        <w:tc>
-          <w:tcPr>
-            <w:tcW w:type="dxa" w:w="636"/>
-          </w:tcPr>
-          <w:p>
-            <w:pPr>
-              <w:spacing w:after="0"/>
-              <w:ind w:left="360"/>
-            </w:pPr>
-            <w:r>
-              <w:rPr>
-                <w:rFonts w:ascii="Adani" w:hAnsi="Adani" w:eastAsia="Adani" w:cs="Adani"/>
-                <w:b w:val="0"/>
-                <w:sz w:val="23"/>
-              </w:rPr>
-              <w:t>16</w:t>
+              <w:t>13</w:t>
             </w:r>
           </w:p>
         </w:tc>
@@ -1441,7 +1231,7 @@
                 <w:b w:val="0"/>
                 <w:sz w:val="23"/>
               </w:rPr>
-              <w:t>17</w:t>
+              <w:t>14</w:t>
             </w:r>
           </w:p>
         </w:tc>
@@ -1511,77 +1301,7 @@
                 <w:b w:val="0"/>
                 <w:sz w:val="23"/>
               </w:rPr>
-              <w:t>18</w:t>
-            </w:r>
-          </w:p>
-        </w:tc>
-        <w:tc>
-          <w:tcPr>
-            <w:tcW w:type="dxa" w:w="3864"/>
-          </w:tcPr>
-          <w:p>
-            <w:pPr>
-              <w:spacing w:after="0"/>
-              <w:jc w:val="both"/>
-            </w:pPr>
-            <w:r>
-              <w:rPr>
-                <w:rFonts w:ascii="Adani" w:hAnsi="Adani" w:eastAsia="Adani" w:cs="Adani"/>
-                <w:b w:val="0"/>
-                <w:sz w:val="23"/>
-              </w:rPr>
-              <w:t>MARENGO ASIA HOSPITALS FARIDABAD PRIVATE LIMITED</w:t>
-            </w:r>
-          </w:p>
-        </w:tc>
-        <w:tc>
-          <w:tcPr>
-            <w:tcW w:type="dxa" w:w="2610"/>
-          </w:tcPr>
-          <w:p>
-            <w:pPr>
-              <w:spacing w:after="0"/>
-              <w:jc w:val="center"/>
-            </w:pPr>
-            <w:r>
-              <w:rPr>
-                <w:rFonts w:ascii="Adani" w:hAnsi="Adani" w:eastAsia="Adani" w:cs="Adani"/>
-                <w:b w:val="0"/>
-                <w:sz w:val="23"/>
-              </w:rPr>
-              <w:t>01/03/2016</w:t>
-            </w:r>
-          </w:p>
-        </w:tc>
-        <w:tc>
-          <w:tcPr>
-            <w:tcW w:type="dxa" w:w="2250"/>
-          </w:tcPr>
-          <w:p>
-            <w:pPr>
-              <w:spacing w:after="0"/>
-              <w:jc w:val="center"/>
-            </w:pPr>
-          </w:p>
-        </w:tc>
-      </w:tr>
-      <w:tr>
-        <w:tc>
-          <w:tcPr>
-            <w:tcW w:type="dxa" w:w="636"/>
-          </w:tcPr>
-          <w:p>
-            <w:pPr>
-              <w:spacing w:after="0"/>
-              <w:ind w:left="360"/>
-            </w:pPr>
-            <w:r>
-              <w:rPr>
-                <w:rFonts w:ascii="Adani" w:hAnsi="Adani" w:eastAsia="Adani" w:cs="Adani"/>
-                <w:b w:val="0"/>
-                <w:sz w:val="23"/>
-              </w:rPr>
-              <w:t>19</w:t>
+              <w:t>15</w:t>
             </w:r>
           </w:p>
         </w:tc>
@@ -1651,7 +1371,7 @@
                 <w:b w:val="0"/>
                 <w:sz w:val="23"/>
               </w:rPr>
-              <w:t>20</w:t>
+              <w:t>16</w:t>
             </w:r>
           </w:p>
         </w:tc>
@@ -1721,7 +1441,7 @@
                 <w:b w:val="0"/>
                 <w:sz w:val="23"/>
               </w:rPr>
-              <w:t>21</w:t>
+              <w:t>17</w:t>
             </w:r>
           </w:p>
         </w:tc>
@@ -1791,7 +1511,7 @@
                 <w:b w:val="0"/>
                 <w:sz w:val="23"/>
               </w:rPr>
-              <w:t>22</w:t>
+              <w:t>18</w:t>
             </w:r>
           </w:p>
         </w:tc>
@@ -1861,7 +1581,7 @@
                 <w:b w:val="0"/>
                 <w:sz w:val="23"/>
               </w:rPr>
-              <w:t>23</w:t>
+              <w:t>19</w:t>
             </w:r>
           </w:p>
         </w:tc>
@@ -1880,7 +1600,7 @@
                 <w:b w:val="0"/>
                 <w:sz w:val="23"/>
               </w:rPr>
-              <w:t>DAAWAT FOODS LIMITED</w:t>
+              <w:t>SHREE RENUKA ENERGY LIMITED</w:t>
             </w:r>
           </w:p>
         </w:tc>
@@ -1899,7 +1619,7 @@
                 <w:b w:val="0"/>
                 <w:sz w:val="23"/>
               </w:rPr>
-              <w:t>10/02/2011</w:t>
+              <w:t>11/02/2011</w:t>
             </w:r>
           </w:p>
         </w:tc>
@@ -1931,147 +1651,7 @@
                 <w:b w:val="0"/>
                 <w:sz w:val="23"/>
               </w:rPr>
-              <w:t>24</w:t>
-            </w:r>
-          </w:p>
-        </w:tc>
-        <w:tc>
-          <w:tcPr>
-            <w:tcW w:type="dxa" w:w="3864"/>
-          </w:tcPr>
-          <w:p>
-            <w:pPr>
-              <w:spacing w:after="0"/>
-              <w:jc w:val="both"/>
-            </w:pPr>
-            <w:r>
-              <w:rPr>
-                <w:rFonts w:ascii="Adani" w:hAnsi="Adani" w:eastAsia="Adani" w:cs="Adani"/>
-                <w:b w:val="0"/>
-                <w:sz w:val="23"/>
-              </w:rPr>
-              <w:t>INTAS PHARMACEUTICALS LIMITED</w:t>
-            </w:r>
-          </w:p>
-        </w:tc>
-        <w:tc>
-          <w:tcPr>
-            <w:tcW w:type="dxa" w:w="2610"/>
-          </w:tcPr>
-          <w:p>
-            <w:pPr>
-              <w:spacing w:after="0"/>
-              <w:jc w:val="center"/>
-            </w:pPr>
-            <w:r>
-              <w:rPr>
-                <w:rFonts w:ascii="Adani" w:hAnsi="Adani" w:eastAsia="Adani" w:cs="Adani"/>
-                <w:b w:val="0"/>
-                <w:sz w:val="23"/>
-              </w:rPr>
-              <w:t>09/02/2011</w:t>
-            </w:r>
-          </w:p>
-        </w:tc>
-        <w:tc>
-          <w:tcPr>
-            <w:tcW w:type="dxa" w:w="2250"/>
-          </w:tcPr>
-          <w:p>
-            <w:pPr>
-              <w:spacing w:after="0"/>
-              <w:jc w:val="center"/>
-            </w:pPr>
-          </w:p>
-        </w:tc>
-      </w:tr>
-      <w:tr>
-        <w:tc>
-          <w:tcPr>
-            <w:tcW w:type="dxa" w:w="636"/>
-          </w:tcPr>
-          <w:p>
-            <w:pPr>
-              <w:spacing w:after="0"/>
-              <w:ind w:left="360"/>
-            </w:pPr>
-            <w:r>
-              <w:rPr>
-                <w:rFonts w:ascii="Adani" w:hAnsi="Adani" w:eastAsia="Adani" w:cs="Adani"/>
-                <w:b w:val="0"/>
-                <w:sz w:val="23"/>
-              </w:rPr>
-              <w:t>25</w:t>
-            </w:r>
-          </w:p>
-        </w:tc>
-        <w:tc>
-          <w:tcPr>
-            <w:tcW w:type="dxa" w:w="3864"/>
-          </w:tcPr>
-          <w:p>
-            <w:pPr>
-              <w:spacing w:after="0"/>
-              <w:jc w:val="both"/>
-            </w:pPr>
-            <w:r>
-              <w:rPr>
-                <w:rFonts w:ascii="Adani" w:hAnsi="Adani" w:eastAsia="Adani" w:cs="Adani"/>
-                <w:b w:val="0"/>
-                <w:sz w:val="23"/>
-              </w:rPr>
-              <w:t>A2Z INFRA ENGINEERING LIMITED</w:t>
-            </w:r>
-          </w:p>
-        </w:tc>
-        <w:tc>
-          <w:tcPr>
-            <w:tcW w:type="dxa" w:w="2610"/>
-          </w:tcPr>
-          <w:p>
-            <w:pPr>
-              <w:spacing w:after="0"/>
-              <w:jc w:val="center"/>
-            </w:pPr>
-            <w:r>
-              <w:rPr>
-                <w:rFonts w:ascii="Adani" w:hAnsi="Adani" w:eastAsia="Adani" w:cs="Adani"/>
-                <w:b w:val="0"/>
-                <w:sz w:val="23"/>
-              </w:rPr>
-              <w:t>25/07/2008</w:t>
-            </w:r>
-          </w:p>
-        </w:tc>
-        <w:tc>
-          <w:tcPr>
-            <w:tcW w:type="dxa" w:w="2250"/>
-          </w:tcPr>
-          <w:p>
-            <w:pPr>
-              <w:spacing w:after="0"/>
-              <w:jc w:val="center"/>
-            </w:pPr>
-          </w:p>
-        </w:tc>
-      </w:tr>
-      <w:tr>
-        <w:tc>
-          <w:tcPr>
-            <w:tcW w:type="dxa" w:w="636"/>
-          </w:tcPr>
-          <w:p>
-            <w:pPr>
-              <w:spacing w:after="0"/>
-              <w:ind w:left="360"/>
-            </w:pPr>
-            <w:r>
-              <w:rPr>
-                <w:rFonts w:ascii="Adani" w:hAnsi="Adani" w:eastAsia="Adani" w:cs="Adani"/>
-                <w:b w:val="0"/>
-                <w:sz w:val="23"/>
-              </w:rPr>
-              <w:t>26</w:t>
+              <w:t>20</w:t>
             </w:r>
           </w:p>
         </w:tc>
@@ -2141,147 +1721,7 @@
                 <w:b w:val="0"/>
                 <w:sz w:val="23"/>
               </w:rPr>
-              <w:t>27</w:t>
-            </w:r>
-          </w:p>
-        </w:tc>
-        <w:tc>
-          <w:tcPr>
-            <w:tcW w:type="dxa" w:w="3864"/>
-          </w:tcPr>
-          <w:p>
-            <w:pPr>
-              <w:spacing w:after="0"/>
-              <w:jc w:val="both"/>
-            </w:pPr>
-            <w:r>
-              <w:rPr>
-                <w:rFonts w:ascii="Adani" w:hAnsi="Adani" w:eastAsia="Adani" w:cs="Adani"/>
-                <w:b w:val="0"/>
-                <w:sz w:val="23"/>
-              </w:rPr>
-              <w:t>PEGASUS ASSETS RECONSTRUCTION PRIVATE LIMITED</w:t>
-            </w:r>
-          </w:p>
-        </w:tc>
-        <w:tc>
-          <w:tcPr>
-            <w:tcW w:type="dxa" w:w="2610"/>
-          </w:tcPr>
-          <w:p>
-            <w:pPr>
-              <w:spacing w:after="0"/>
-              <w:jc w:val="center"/>
-            </w:pPr>
-            <w:r>
-              <w:rPr>
-                <w:rFonts w:ascii="Adani" w:hAnsi="Adani" w:eastAsia="Adani" w:cs="Adani"/>
-                <w:b w:val="0"/>
-                <w:sz w:val="23"/>
-              </w:rPr>
-              <w:t>03/09/2007</w:t>
-            </w:r>
-          </w:p>
-        </w:tc>
-        <w:tc>
-          <w:tcPr>
-            <w:tcW w:type="dxa" w:w="2250"/>
-          </w:tcPr>
-          <w:p>
-            <w:pPr>
-              <w:spacing w:after="0"/>
-              <w:jc w:val="center"/>
-            </w:pPr>
-          </w:p>
-        </w:tc>
-      </w:tr>
-      <w:tr>
-        <w:tc>
-          <w:tcPr>
-            <w:tcW w:type="dxa" w:w="636"/>
-          </w:tcPr>
-          <w:p>
-            <w:pPr>
-              <w:spacing w:after="0"/>
-              <w:ind w:left="360"/>
-            </w:pPr>
-            <w:r>
-              <w:rPr>
-                <w:rFonts w:ascii="Adani" w:hAnsi="Adani" w:eastAsia="Adani" w:cs="Adani"/>
-                <w:b w:val="0"/>
-                <w:sz w:val="23"/>
-              </w:rPr>
-              <w:t>28</w:t>
-            </w:r>
-          </w:p>
-        </w:tc>
-        <w:tc>
-          <w:tcPr>
-            <w:tcW w:type="dxa" w:w="3864"/>
-          </w:tcPr>
-          <w:p>
-            <w:pPr>
-              <w:spacing w:after="0"/>
-              <w:jc w:val="both"/>
-            </w:pPr>
-            <w:r>
-              <w:rPr>
-                <w:rFonts w:ascii="Adani" w:hAnsi="Adani" w:eastAsia="Adani" w:cs="Adani"/>
-                <w:b w:val="0"/>
-                <w:sz w:val="23"/>
-              </w:rPr>
-              <w:t>SHREE RENUKA SUGARS LIMITED</w:t>
-            </w:r>
-          </w:p>
-        </w:tc>
-        <w:tc>
-          <w:tcPr>
-            <w:tcW w:type="dxa" w:w="2610"/>
-          </w:tcPr>
-          <w:p>
-            <w:pPr>
-              <w:spacing w:after="0"/>
-              <w:jc w:val="center"/>
-            </w:pPr>
-            <w:r>
-              <w:rPr>
-                <w:rFonts w:ascii="Adani" w:hAnsi="Adani" w:eastAsia="Adani" w:cs="Adani"/>
-                <w:b w:val="0"/>
-                <w:sz w:val="23"/>
-              </w:rPr>
-              <w:t>25/01/2007</w:t>
-            </w:r>
-          </w:p>
-        </w:tc>
-        <w:tc>
-          <w:tcPr>
-            <w:tcW w:type="dxa" w:w="2250"/>
-          </w:tcPr>
-          <w:p>
-            <w:pPr>
-              <w:spacing w:after="0"/>
-              <w:jc w:val="center"/>
-            </w:pPr>
-          </w:p>
-        </w:tc>
-      </w:tr>
-      <w:tr>
-        <w:tc>
-          <w:tcPr>
-            <w:tcW w:type="dxa" w:w="636"/>
-          </w:tcPr>
-          <w:p>
-            <w:pPr>
-              <w:spacing w:after="0"/>
-              <w:ind w:left="360"/>
-            </w:pPr>
-            <w:r>
-              <w:rPr>
-                <w:rFonts w:ascii="Adani" w:hAnsi="Adani" w:eastAsia="Adani" w:cs="Adani"/>
-                <w:b w:val="0"/>
-                <w:sz w:val="23"/>
-              </w:rPr>
-              <w:t>29</w:t>
+              <w:t>21</w:t>
             </w:r>
           </w:p>
         </w:tc>
@@ -2320,76 +1760,6 @@
                 <w:sz w:val="23"/>
               </w:rPr>
               <w:t>06/08/2004</w:t>
-            </w:r>
-          </w:p>
-        </w:tc>
-        <w:tc>
-          <w:tcPr>
-            <w:tcW w:type="dxa" w:w="2250"/>
-          </w:tcPr>
-          <w:p>
-            <w:pPr>
-              <w:spacing w:after="0"/>
-              <w:jc w:val="center"/>
-            </w:pPr>
-          </w:p>
-        </w:tc>
-      </w:tr>
-      <w:tr>
-        <w:tc>
-          <w:tcPr>
-            <w:tcW w:type="dxa" w:w="636"/>
-          </w:tcPr>
-          <w:p>
-            <w:pPr>
-              <w:spacing w:after="0"/>
-              <w:ind w:left="360"/>
-            </w:pPr>
-            <w:r>
-              <w:rPr>
-                <w:rFonts w:ascii="Adani" w:hAnsi="Adani" w:eastAsia="Adani" w:cs="Adani"/>
-                <w:b w:val="0"/>
-                <w:sz w:val="23"/>
-              </w:rPr>
-              <w:t>30</w:t>
-            </w:r>
-          </w:p>
-        </w:tc>
-        <w:tc>
-          <w:tcPr>
-            <w:tcW w:type="dxa" w:w="3864"/>
-          </w:tcPr>
-          <w:p>
-            <w:pPr>
-              <w:spacing w:after="0"/>
-              <w:jc w:val="both"/>
-            </w:pPr>
-            <w:r>
-              <w:rPr>
-                <w:rFonts w:ascii="Adani" w:hAnsi="Adani" w:eastAsia="Adani" w:cs="Adani"/>
-                <w:b w:val="0"/>
-                <w:sz w:val="23"/>
-              </w:rPr>
-              <w:t>SML MAHINDRA LIMITED</w:t>
-            </w:r>
-          </w:p>
-        </w:tc>
-        <w:tc>
-          <w:tcPr>
-            <w:tcW w:type="dxa" w:w="2610"/>
-          </w:tcPr>
-          <w:p>
-            <w:pPr>
-              <w:spacing w:after="0"/>
-              <w:jc w:val="center"/>
-            </w:pPr>
-            <w:r>
-              <w:rPr>
-                <w:rFonts w:ascii="Adani" w:hAnsi="Adani" w:eastAsia="Adani" w:cs="Adani"/>
-                <w:b w:val="0"/>
-                <w:sz w:val="23"/>
-              </w:rPr>
-              <w:t>20/06/1998</w:t>
             </w:r>
           </w:p>
         </w:tc>
@@ -2505,7 +1875,7 @@
           <w:b w:val="0"/>
           <w:sz w:val="23"/>
         </w:rPr>
-        <w:t xml:space="preserve">Date: 07th May, 2026</w:t>
+        <w:t xml:space="preserve">Date: 15th May, 2026</w:t>
         <w:tab/>
       </w:r>
     </w:p>

--- a/Backend/Director_Disclosure/Output_Disclosures/2024-25/CREMICA_FOOD_INDUSTRIES_LIMITED/DIR-8/DIR8_SURENDER_KUMAR_TUTEJA_00594076.docx
+++ b/Backend/Director_Disclosure/Output_Disclosures/2024-25/CREMICA_FOOD_INDUSTRIES_LIMITED/DIR-8/DIR8_SURENDER_KUMAR_TUTEJA_00594076.docx
@@ -359,7 +359,7 @@
                 <w:b w:val="0"/>
                 <w:sz w:val="23"/>
               </w:rPr>
-              <w:t>31/12/2025</w:t>
+              <w:t>30/01/2026</w:t>
             </w:r>
           </w:p>
         </w:tc>
@@ -429,7 +429,7 @@
                 <w:b w:val="0"/>
                 <w:sz w:val="23"/>
               </w:rPr>
-              <w:t>10/09/2025</w:t>
+              <w:t>25/11/2025</w:t>
             </w:r>
           </w:p>
         </w:tc>
@@ -462,6 +462,76 @@
                 <w:sz w:val="23"/>
               </w:rPr>
               <w:t>3</w:t>
+            </w:r>
+          </w:p>
+        </w:tc>
+        <w:tc>
+          <w:tcPr>
+            <w:tcW w:type="dxa" w:w="3864"/>
+          </w:tcPr>
+          <w:p>
+            <w:pPr>
+              <w:spacing w:after="0"/>
+              <w:jc w:val="both"/>
+            </w:pPr>
+            <w:r>
+              <w:rPr>
+                <w:rFonts w:ascii="Adani" w:hAnsi="Adani" w:eastAsia="Adani" w:cs="Adani"/>
+                <w:b w:val="0"/>
+                <w:sz w:val="23"/>
+              </w:rPr>
+              <w:t>LOTUS GLOBAL ENTERPRISES LIMITED</w:t>
+            </w:r>
+          </w:p>
+        </w:tc>
+        <w:tc>
+          <w:tcPr>
+            <w:tcW w:type="dxa" w:w="2610"/>
+          </w:tcPr>
+          <w:p>
+            <w:pPr>
+              <w:spacing w:after="0"/>
+              <w:jc w:val="center"/>
+            </w:pPr>
+            <w:r>
+              <w:rPr>
+                <w:rFonts w:ascii="Adani" w:hAnsi="Adani" w:eastAsia="Adani" w:cs="Adani"/>
+                <w:b w:val="0"/>
+                <w:sz w:val="23"/>
+              </w:rPr>
+              <w:t>30/09/2025</w:t>
+            </w:r>
+          </w:p>
+        </w:tc>
+        <w:tc>
+          <w:tcPr>
+            <w:tcW w:type="dxa" w:w="2250"/>
+          </w:tcPr>
+          <w:p>
+            <w:pPr>
+              <w:spacing w:after="0"/>
+              <w:jc w:val="center"/>
+            </w:pPr>
+          </w:p>
+        </w:tc>
+      </w:tr>
+      <w:tr>
+        <w:tc>
+          <w:tcPr>
+            <w:tcW w:type="dxa" w:w="636"/>
+          </w:tcPr>
+          <w:p>
+            <w:pPr>
+              <w:spacing w:after="0"/>
+              <w:ind w:left="360"/>
+            </w:pPr>
+            <w:r>
+              <w:rPr>
+                <w:rFonts w:ascii="Adani" w:hAnsi="Adani" w:eastAsia="Adani" w:cs="Adani"/>
+                <w:b w:val="0"/>
+                <w:sz w:val="23"/>
+              </w:rPr>
+              <w:t>4</w:t>
             </w:r>
           </w:p>
         </w:tc>
@@ -531,7 +601,7 @@
                 <w:b w:val="0"/>
                 <w:sz w:val="23"/>
               </w:rPr>
-              <w:t>4</w:t>
+              <w:t>5</w:t>
             </w:r>
           </w:p>
         </w:tc>
@@ -570,76 +640,6 @@
                 <w:sz w:val="23"/>
               </w:rPr>
               <w:t>04/03/2025</w:t>
-            </w:r>
-          </w:p>
-        </w:tc>
-        <w:tc>
-          <w:tcPr>
-            <w:tcW w:type="dxa" w:w="2250"/>
-          </w:tcPr>
-          <w:p>
-            <w:pPr>
-              <w:spacing w:after="0"/>
-              <w:jc w:val="center"/>
-            </w:pPr>
-          </w:p>
-        </w:tc>
-      </w:tr>
-      <w:tr>
-        <w:tc>
-          <w:tcPr>
-            <w:tcW w:type="dxa" w:w="636"/>
-          </w:tcPr>
-          <w:p>
-            <w:pPr>
-              <w:spacing w:after="0"/>
-              <w:ind w:left="360"/>
-            </w:pPr>
-            <w:r>
-              <w:rPr>
-                <w:rFonts w:ascii="Adani" w:hAnsi="Adani" w:eastAsia="Adani" w:cs="Adani"/>
-                <w:b w:val="0"/>
-                <w:sz w:val="23"/>
-              </w:rPr>
-              <w:t>5</w:t>
-            </w:r>
-          </w:p>
-        </w:tc>
-        <w:tc>
-          <w:tcPr>
-            <w:tcW w:type="dxa" w:w="3864"/>
-          </w:tcPr>
-          <w:p>
-            <w:pPr>
-              <w:spacing w:after="0"/>
-              <w:jc w:val="both"/>
-            </w:pPr>
-            <w:r>
-              <w:rPr>
-                <w:rFonts w:ascii="Adani" w:hAnsi="Adani" w:eastAsia="Adani" w:cs="Adani"/>
-                <w:b w:val="0"/>
-                <w:sz w:val="23"/>
-              </w:rPr>
-              <w:t>LOTUS GLOBAL ENTERPRISES LIMITED</w:t>
-            </w:r>
-          </w:p>
-        </w:tc>
-        <w:tc>
-          <w:tcPr>
-            <w:tcW w:type="dxa" w:w="2610"/>
-          </w:tcPr>
-          <w:p>
-            <w:pPr>
-              <w:spacing w:after="0"/>
-              <w:jc w:val="center"/>
-            </w:pPr>
-            <w:r>
-              <w:rPr>
-                <w:rFonts w:ascii="Adani" w:hAnsi="Adani" w:eastAsia="Adani" w:cs="Adani"/>
-                <w:b w:val="0"/>
-                <w:sz w:val="23"/>
-              </w:rPr>
-              <w:t>01/03/2025</w:t>
             </w:r>
           </w:p>
         </w:tc>
@@ -760,6 +760,76 @@
                 <w:b w:val="0"/>
                 <w:sz w:val="23"/>
               </w:rPr>
+              <w:t>ADANI NEW INDUSTRIES LIMITED</w:t>
+            </w:r>
+          </w:p>
+        </w:tc>
+        <w:tc>
+          <w:tcPr>
+            <w:tcW w:type="dxa" w:w="2610"/>
+          </w:tcPr>
+          <w:p>
+            <w:pPr>
+              <w:spacing w:after="0"/>
+              <w:jc w:val="center"/>
+            </w:pPr>
+            <w:r>
+              <w:rPr>
+                <w:rFonts w:ascii="Adani" w:hAnsi="Adani" w:eastAsia="Adani" w:cs="Adani"/>
+                <w:b w:val="0"/>
+                <w:sz w:val="23"/>
+              </w:rPr>
+              <w:t>24/06/2024</w:t>
+            </w:r>
+          </w:p>
+        </w:tc>
+        <w:tc>
+          <w:tcPr>
+            <w:tcW w:type="dxa" w:w="2250"/>
+          </w:tcPr>
+          <w:p>
+            <w:pPr>
+              <w:spacing w:after="0"/>
+              <w:jc w:val="center"/>
+            </w:pPr>
+          </w:p>
+        </w:tc>
+      </w:tr>
+      <w:tr>
+        <w:tc>
+          <w:tcPr>
+            <w:tcW w:type="dxa" w:w="636"/>
+          </w:tcPr>
+          <w:p>
+            <w:pPr>
+              <w:spacing w:after="0"/>
+              <w:ind w:left="360"/>
+            </w:pPr>
+            <w:r>
+              <w:rPr>
+                <w:rFonts w:ascii="Adani" w:hAnsi="Adani" w:eastAsia="Adani" w:cs="Adani"/>
+                <w:b w:val="0"/>
+                <w:sz w:val="23"/>
+              </w:rPr>
+              <w:t>8</w:t>
+            </w:r>
+          </w:p>
+        </w:tc>
+        <w:tc>
+          <w:tcPr>
+            <w:tcW w:type="dxa" w:w="3864"/>
+          </w:tcPr>
+          <w:p>
+            <w:pPr>
+              <w:spacing w:after="0"/>
+              <w:jc w:val="both"/>
+            </w:pPr>
+            <w:r>
+              <w:rPr>
+                <w:rFonts w:ascii="Adani" w:hAnsi="Adani" w:eastAsia="Adani" w:cs="Adani"/>
+                <w:b w:val="0"/>
+                <w:sz w:val="23"/>
+              </w:rPr>
               <w:t>LAMBDA THERAPEUTIC RESEARCH LIMITED</w:t>
             </w:r>
           </w:p>
@@ -811,7 +881,7 @@
                 <w:b w:val="0"/>
                 <w:sz w:val="23"/>
               </w:rPr>
-              <w:t>8</w:t>
+              <w:t>9</w:t>
             </w:r>
           </w:p>
         </w:tc>
@@ -850,76 +920,6 @@
                 <w:sz w:val="23"/>
               </w:rPr>
               <w:t>25/09/2023</w:t>
-            </w:r>
-          </w:p>
-        </w:tc>
-        <w:tc>
-          <w:tcPr>
-            <w:tcW w:type="dxa" w:w="2250"/>
-          </w:tcPr>
-          <w:p>
-            <w:pPr>
-              <w:spacing w:after="0"/>
-              <w:jc w:val="center"/>
-            </w:pPr>
-          </w:p>
-        </w:tc>
-      </w:tr>
-      <w:tr>
-        <w:tc>
-          <w:tcPr>
-            <w:tcW w:type="dxa" w:w="636"/>
-          </w:tcPr>
-          <w:p>
-            <w:pPr>
-              <w:spacing w:after="0"/>
-              <w:ind w:left="360"/>
-            </w:pPr>
-            <w:r>
-              <w:rPr>
-                <w:rFonts w:ascii="Adani" w:hAnsi="Adani" w:eastAsia="Adani" w:cs="Adani"/>
-                <w:b w:val="0"/>
-                <w:sz w:val="23"/>
-              </w:rPr>
-              <w:t>9</w:t>
-            </w:r>
-          </w:p>
-        </w:tc>
-        <w:tc>
-          <w:tcPr>
-            <w:tcW w:type="dxa" w:w="3864"/>
-          </w:tcPr>
-          <w:p>
-            <w:pPr>
-              <w:spacing w:after="0"/>
-              <w:jc w:val="both"/>
-            </w:pPr>
-            <w:r>
-              <w:rPr>
-                <w:rFonts w:ascii="Adani" w:hAnsi="Adani" w:eastAsia="Adani" w:cs="Adani"/>
-                <w:b w:val="0"/>
-                <w:sz w:val="23"/>
-              </w:rPr>
-              <w:t>ADANI NEW INDUSTRIES LIMITED</w:t>
-            </w:r>
-          </w:p>
-        </w:tc>
-        <w:tc>
-          <w:tcPr>
-            <w:tcW w:type="dxa" w:w="2610"/>
-          </w:tcPr>
-          <w:p>
-            <w:pPr>
-              <w:spacing w:after="0"/>
-              <w:jc w:val="center"/>
-            </w:pPr>
-            <w:r>
-              <w:rPr>
-                <w:rFonts w:ascii="Adani" w:hAnsi="Adani" w:eastAsia="Adani" w:cs="Adani"/>
-                <w:b w:val="0"/>
-                <w:sz w:val="23"/>
-              </w:rPr>
-              <w:t>18/08/2023</w:t>
             </w:r>
           </w:p>
         </w:tc>
@@ -1600,146 +1600,6 @@
                 <w:b w:val="0"/>
                 <w:sz w:val="23"/>
               </w:rPr>
-              <w:t>SHREE RENUKA ENERGY LIMITED</w:t>
-            </w:r>
-          </w:p>
-        </w:tc>
-        <w:tc>
-          <w:tcPr>
-            <w:tcW w:type="dxa" w:w="2610"/>
-          </w:tcPr>
-          <w:p>
-            <w:pPr>
-              <w:spacing w:after="0"/>
-              <w:jc w:val="center"/>
-            </w:pPr>
-            <w:r>
-              <w:rPr>
-                <w:rFonts w:ascii="Adani" w:hAnsi="Adani" w:eastAsia="Adani" w:cs="Adani"/>
-                <w:b w:val="0"/>
-                <w:sz w:val="23"/>
-              </w:rPr>
-              <w:t>11/02/2011</w:t>
-            </w:r>
-          </w:p>
-        </w:tc>
-        <w:tc>
-          <w:tcPr>
-            <w:tcW w:type="dxa" w:w="2250"/>
-          </w:tcPr>
-          <w:p>
-            <w:pPr>
-              <w:spacing w:after="0"/>
-              <w:jc w:val="center"/>
-            </w:pPr>
-          </w:p>
-        </w:tc>
-      </w:tr>
-      <w:tr>
-        <w:tc>
-          <w:tcPr>
-            <w:tcW w:type="dxa" w:w="636"/>
-          </w:tcPr>
-          <w:p>
-            <w:pPr>
-              <w:spacing w:after="0"/>
-              <w:ind w:left="360"/>
-            </w:pPr>
-            <w:r>
-              <w:rPr>
-                <w:rFonts w:ascii="Adani" w:hAnsi="Adani" w:eastAsia="Adani" w:cs="Adani"/>
-                <w:b w:val="0"/>
-                <w:sz w:val="23"/>
-              </w:rPr>
-              <w:t>20</w:t>
-            </w:r>
-          </w:p>
-        </w:tc>
-        <w:tc>
-          <w:tcPr>
-            <w:tcW w:type="dxa" w:w="3864"/>
-          </w:tcPr>
-          <w:p>
-            <w:pPr>
-              <w:spacing w:after="0"/>
-              <w:jc w:val="both"/>
-            </w:pPr>
-            <w:r>
-              <w:rPr>
-                <w:rFonts w:ascii="Adani" w:hAnsi="Adani" w:eastAsia="Adani" w:cs="Adani"/>
-                <w:b w:val="0"/>
-                <w:sz w:val="23"/>
-              </w:rPr>
-              <w:t>ADANI LOGISTICS LIMITED</w:t>
-            </w:r>
-          </w:p>
-        </w:tc>
-        <w:tc>
-          <w:tcPr>
-            <w:tcW w:type="dxa" w:w="2610"/>
-          </w:tcPr>
-          <w:p>
-            <w:pPr>
-              <w:spacing w:after="0"/>
-              <w:jc w:val="center"/>
-            </w:pPr>
-            <w:r>
-              <w:rPr>
-                <w:rFonts w:ascii="Adani" w:hAnsi="Adani" w:eastAsia="Adani" w:cs="Adani"/>
-                <w:b w:val="0"/>
-                <w:sz w:val="23"/>
-              </w:rPr>
-              <w:t>28/02/2008</w:t>
-            </w:r>
-          </w:p>
-        </w:tc>
-        <w:tc>
-          <w:tcPr>
-            <w:tcW w:type="dxa" w:w="2250"/>
-          </w:tcPr>
-          <w:p>
-            <w:pPr>
-              <w:spacing w:after="0"/>
-              <w:jc w:val="center"/>
-            </w:pPr>
-          </w:p>
-        </w:tc>
-      </w:tr>
-      <w:tr>
-        <w:tc>
-          <w:tcPr>
-            <w:tcW w:type="dxa" w:w="636"/>
-          </w:tcPr>
-          <w:p>
-            <w:pPr>
-              <w:spacing w:after="0"/>
-              <w:ind w:left="360"/>
-            </w:pPr>
-            <w:r>
-              <w:rPr>
-                <w:rFonts w:ascii="Adani" w:hAnsi="Adani" w:eastAsia="Adani" w:cs="Adani"/>
-                <w:b w:val="0"/>
-                <w:sz w:val="23"/>
-              </w:rPr>
-              <w:t>21</w:t>
-            </w:r>
-          </w:p>
-        </w:tc>
-        <w:tc>
-          <w:tcPr>
-            <w:tcW w:type="dxa" w:w="3864"/>
-          </w:tcPr>
-          <w:p>
-            <w:pPr>
-              <w:spacing w:after="0"/>
-              <w:jc w:val="both"/>
-            </w:pPr>
-            <w:r>
-              <w:rPr>
-                <w:rFonts w:ascii="Adani" w:hAnsi="Adani" w:eastAsia="Adani" w:cs="Adani"/>
-                <w:b w:val="0"/>
-                <w:sz w:val="23"/>
-              </w:rPr>
               <w:t>T BHIMJYANI WAREHOUSING COLD CHAIN PRIVATE LIMITED</w:t>
             </w:r>
           </w:p>
@@ -1875,7 +1735,7 @@
           <w:b w:val="0"/>
           <w:sz w:val="23"/>
         </w:rPr>
-        <w:t xml:space="preserve">Date: 15th May, 2026</w:t>
+        <w:t xml:space="preserve">Date: 08th June, 2026</w:t>
         <w:tab/>
       </w:r>
     </w:p>
